--- a/resumes/JohnOgdenSummary.docx
+++ b/resumes/JohnOgdenSummary.docx
@@ -1,16 +1,18 @@
 
 <file path=word/document.xml><?xml version="1.0" encoding="utf-8"?>
-<w:document xmlns:wpc="http://schemas.microsoft.com/office/word/2010/wordprocessingCanvas" xmlns:cx="http://schemas.microsoft.com/office/drawing/2014/chartex" xmlns:cx1="http://schemas.microsoft.com/office/drawing/2015/9/8/chartex" xmlns:cx2="http://schemas.microsoft.com/office/drawing/2015/10/21/chartex" xmlns:cx3="http://schemas.microsoft.com/office/drawing/2016/5/9/chartex" xmlns:cx4="http://schemas.microsoft.com/office/drawing/2016/5/10/chartex" xmlns:cx5="http://schemas.microsoft.com/office/drawing/2016/5/11/chartex" xmlns:cx6="http://schemas.microsoft.com/office/drawing/2016/5/12/chartex" xmlns:cx7="http://schemas.microsoft.com/office/drawing/2016/5/13/chartex" xmlns:cx8="http://schemas.microsoft.com/office/drawing/2016/5/14/chartex" xmlns:mc="http://schemas.openxmlformats.org/markup-compatibility/2006" xmlns:aink="http://schemas.microsoft.com/office/drawing/2016/ink" xmlns:am3d="http://schemas.microsoft.com/office/drawing/2017/model3d" xmlns:o="urn:schemas-microsoft-com:office:office" xmlns:oel="http://schemas.microsoft.com/office/2019/extlst" xmlns:r="http://schemas.openxmlformats.org/officeDocument/2006/relationships" xmlns:m="http://schemas.openxmlformats.org/officeDocument/2006/math" xmlns:v="urn:schemas-microsoft-com:vml" xmlns:wp14="http://schemas.microsoft.com/office/word/2010/wordprocessingDrawing" xmlns:wp="http://schemas.openxmlformats.org/drawingml/2006/wordprocessingDrawing" xmlns:w10="urn:schemas-microsoft-com:office:word" xmlns:w="http://schemas.openxmlformats.org/wordprocessingml/2006/main" xmlns:w14="http://schemas.microsoft.com/office/word/2010/wordml" xmlns:w15="http://schemas.microsoft.com/office/word/2012/wordml" xmlns:w16cex="http://schemas.microsoft.com/office/word/2018/wordml/cex" xmlns:w16cid="http://schemas.microsoft.com/office/word/2016/wordml/cid" xmlns:w16="http://schemas.microsoft.com/office/word/2018/wordml" xmlns:w16du="http://schemas.microsoft.com/office/word/2023/wordml/word16du" xmlns:w16sdtdh="http://schemas.microsoft.com/office/word/2020/wordml/sdtdatahash" xmlns:w16sdtfl="http://schemas.microsoft.com/office/word/2024/wordml/sdtformatlock" xmlns:w16se="http://schemas.microsoft.com/office/word/2015/wordml/symex" xmlns:wpg="http://schemas.microsoft.com/office/word/2010/wordprocessingGroup" xmlns:wpi="http://schemas.microsoft.com/office/word/2010/wordprocessingInk" xmlns:wne="http://schemas.microsoft.com/office/word/2006/wordml" xmlns:wps="http://schemas.microsoft.com/office/word/2010/wordprocessingShape" mc:Ignorable="w14 w15 w16se w16cid w16 w16cex w16sdtdh w16sdtfl w16du wp14">
+<w:document xmlns:wpc="http://schemas.microsoft.com/office/word/2010/wordprocessingCanvas" xmlns:mc="http://schemas.openxmlformats.org/markup-compatibility/2006" xmlns:o="urn:schemas-microsoft-com:office:office" xmlns:r="http://schemas.openxmlformats.org/officeDocument/2006/relationships" xmlns:m="http://schemas.openxmlformats.org/officeDocument/2006/math" xmlns:v="urn:schemas-microsoft-com:vml" xmlns:wp14="http://schemas.microsoft.com/office/word/2010/wordprocessingDrawing" xmlns:wp="http://schemas.openxmlformats.org/drawingml/2006/wordprocessingDrawing" xmlns:w10="urn:schemas-microsoft-com:office:word" xmlns:w="http://schemas.openxmlformats.org/wordprocessingml/2006/main" xmlns:w14="http://schemas.microsoft.com/office/word/2010/wordml" xmlns:w15="http://schemas.microsoft.com/office/word/2012/wordml" xmlns:wpg="http://schemas.microsoft.com/office/word/2010/wordprocessingGroup" xmlns:wpi="http://schemas.microsoft.com/office/word/2010/wordprocessingInk" xmlns:wne="http://schemas.microsoft.com/office/word/2006/wordml" xmlns:wps="http://schemas.microsoft.com/office/word/2010/wordprocessingShape" mc:Ignorable="w14 w15 wp14">
   <w:body>
     <w:p>
       <w:pPr>
         <w:rPr>
+          <w:rFonts w:ascii="Times New Roman" w:hAnsi="Times New Roman" w:cs="Times New Roman"/>
           <w:sz w:val="28"/>
           <w:szCs w:val="28"/>
         </w:rPr>
       </w:pPr>
       <w:r>
         <w:rPr>
+          <w:rFonts w:ascii="Times New Roman" w:hAnsi="Times New Roman" w:cs="Times New Roman"/>
           <w:b/>
           <w:bCs/>
           <w:sz w:val="28"/>
@@ -20,6 +22,7 @@
       </w:r>
       <w:r>
         <w:rPr>
+          <w:rFonts w:ascii="Times New Roman" w:hAnsi="Times New Roman" w:cs="Times New Roman"/>
           <w:b/>
           <w:bCs/>
           <w:sz w:val="28"/>
@@ -29,15 +32,27 @@
       </w:r>
       <w:r>
         <w:rPr>
-          <w:sz w:val="28"/>
-          <w:szCs w:val="28"/>
-        </w:rPr>
-        <w:t>John Ogden</w:t>
+          <w:rFonts w:ascii="Times New Roman" w:hAnsi="Times New Roman" w:cs="Times New Roman"/>
+          <w:sz w:val="28"/>
+          <w:szCs w:val="28"/>
+        </w:rPr>
+        <w:t>John Ogde</w:t>
+      </w:r>
+      <w:bookmarkStart w:id="0" w:name="_GoBack"/>
+      <w:bookmarkEnd w:id="0"/>
+      <w:r>
+        <w:rPr>
+          <w:rFonts w:ascii="Times New Roman" w:hAnsi="Times New Roman" w:cs="Times New Roman"/>
+          <w:sz w:val="28"/>
+          <w:szCs w:val="28"/>
+        </w:rPr>
+        <w:t>n</w:t>
       </w:r>
     </w:p>
     <w:p>
       <w:pPr>
         <w:rPr>
+          <w:rFonts w:ascii="Times New Roman" w:hAnsi="Times New Roman" w:cs="Times New Roman"/>
           <w:b/>
           <w:bCs/>
           <w:sz w:val="28"/>
@@ -48,12 +63,14 @@
     <w:p>
       <w:pPr>
         <w:rPr>
+          <w:rFonts w:ascii="Times New Roman" w:hAnsi="Times New Roman" w:cs="Times New Roman"/>
           <w:sz w:val="28"/>
           <w:szCs w:val="28"/>
         </w:rPr>
       </w:pPr>
       <w:r>
         <w:rPr>
+          <w:rFonts w:ascii="Times New Roman" w:hAnsi="Times New Roman" w:cs="Times New Roman"/>
           <w:b/>
           <w:bCs/>
           <w:sz w:val="28"/>
@@ -63,6 +80,7 @@
       </w:r>
       <w:r>
         <w:rPr>
+          <w:rFonts w:ascii="Times New Roman" w:hAnsi="Times New Roman" w:cs="Times New Roman"/>
           <w:b/>
           <w:bCs/>
           <w:sz w:val="28"/>
@@ -72,6 +90,7 @@
       </w:r>
       <w:r>
         <w:rPr>
+          <w:rFonts w:ascii="Times New Roman" w:hAnsi="Times New Roman" w:cs="Times New Roman"/>
           <w:b/>
           <w:bCs/>
           <w:sz w:val="28"/>
@@ -81,6 +100,7 @@
       </w:r>
       <w:r>
         <w:rPr>
+          <w:rFonts w:ascii="Times New Roman" w:hAnsi="Times New Roman" w:cs="Times New Roman"/>
           <w:sz w:val="28"/>
           <w:szCs w:val="28"/>
         </w:rPr>
@@ -90,6 +110,7 @@
     <w:p>
       <w:pPr>
         <w:rPr>
+          <w:rFonts w:ascii="Times New Roman" w:hAnsi="Times New Roman" w:cs="Times New Roman"/>
           <w:sz w:val="28"/>
           <w:szCs w:val="28"/>
         </w:rPr>
@@ -98,12 +119,14 @@
     <w:p>
       <w:pPr>
         <w:rPr>
+          <w:rFonts w:ascii="Times New Roman" w:hAnsi="Times New Roman" w:cs="Times New Roman"/>
           <w:sz w:val="28"/>
           <w:szCs w:val="28"/>
         </w:rPr>
       </w:pPr>
       <w:r>
         <w:rPr>
+          <w:rFonts w:ascii="Times New Roman" w:hAnsi="Times New Roman" w:cs="Times New Roman"/>
           <w:b/>
           <w:bCs/>
           <w:sz w:val="28"/>
@@ -113,6 +136,7 @@
       </w:r>
       <w:r>
         <w:rPr>
+          <w:rFonts w:ascii="Times New Roman" w:hAnsi="Times New Roman" w:cs="Times New Roman"/>
           <w:b/>
           <w:bCs/>
           <w:sz w:val="28"/>
@@ -122,6 +146,7 @@
       </w:r>
       <w:r>
         <w:rPr>
+          <w:rFonts w:ascii="Times New Roman" w:hAnsi="Times New Roman" w:cs="Times New Roman"/>
           <w:b/>
           <w:bCs/>
           <w:sz w:val="28"/>
@@ -131,6 +156,7 @@
       </w:r>
       <w:r>
         <w:rPr>
+          <w:rFonts w:ascii="Times New Roman" w:hAnsi="Times New Roman" w:cs="Times New Roman"/>
           <w:sz w:val="28"/>
           <w:szCs w:val="28"/>
         </w:rPr>
@@ -140,6 +166,7 @@
     <w:p>
       <w:pPr>
         <w:rPr>
+          <w:rFonts w:ascii="Times New Roman" w:hAnsi="Times New Roman" w:cs="Times New Roman"/>
           <w:sz w:val="28"/>
           <w:szCs w:val="28"/>
         </w:rPr>
@@ -148,12 +175,14 @@
     <w:p>
       <w:pPr>
         <w:rPr>
+          <w:rFonts w:ascii="Times New Roman" w:hAnsi="Times New Roman" w:cs="Times New Roman"/>
           <w:sz w:val="28"/>
           <w:szCs w:val="28"/>
         </w:rPr>
       </w:pPr>
       <w:r>
         <w:rPr>
+          <w:rFonts w:ascii="Times New Roman" w:hAnsi="Times New Roman" w:cs="Times New Roman"/>
           <w:b/>
           <w:bCs/>
           <w:sz w:val="28"/>
@@ -163,6 +192,7 @@
       </w:r>
       <w:r>
         <w:rPr>
+          <w:rFonts w:ascii="Times New Roman" w:hAnsi="Times New Roman" w:cs="Times New Roman"/>
           <w:b/>
           <w:bCs/>
           <w:sz w:val="28"/>
@@ -172,22 +202,17 @@
       </w:r>
       <w:r>
         <w:rPr>
-          <w:sz w:val="28"/>
-          <w:szCs w:val="28"/>
-        </w:rPr>
-        <w:t>ASA NATIONAL</w:t>
-      </w:r>
-      <w:r>
-        <w:rPr>
-          <w:sz w:val="28"/>
-          <w:szCs w:val="28"/>
-        </w:rPr>
-        <w:t xml:space="preserve"> /ISC WORLD TOURNAMENTS with primary yearly focus on Cedar Rapids Major Open Softball League</w:t>
+          <w:rFonts w:ascii="Times New Roman" w:hAnsi="Times New Roman" w:cs="Times New Roman"/>
+          <w:sz w:val="28"/>
+          <w:szCs w:val="28"/>
+        </w:rPr>
+        <w:t>ASA NATIONAL /ISC WORLD TOURNAMENTS with primary yearly focus on Cedar Rapids Major Open Softball League</w:t>
       </w:r>
     </w:p>
     <w:p>
       <w:pPr>
         <w:rPr>
+          <w:rFonts w:ascii="Times New Roman" w:hAnsi="Times New Roman" w:cs="Times New Roman"/>
           <w:sz w:val="28"/>
           <w:szCs w:val="28"/>
         </w:rPr>
@@ -196,12 +221,14 @@
     <w:p>
       <w:pPr>
         <w:rPr>
+          <w:rFonts w:ascii="Times New Roman" w:hAnsi="Times New Roman" w:cs="Times New Roman"/>
           <w:sz w:val="28"/>
           <w:szCs w:val="28"/>
         </w:rPr>
       </w:pPr>
       <w:r>
         <w:rPr>
+          <w:rFonts w:ascii="Times New Roman" w:hAnsi="Times New Roman" w:cs="Times New Roman"/>
           <w:b/>
           <w:bCs/>
           <w:sz w:val="28"/>
@@ -211,6 +238,7 @@
       </w:r>
       <w:r>
         <w:rPr>
+          <w:rFonts w:ascii="Times New Roman" w:hAnsi="Times New Roman" w:cs="Times New Roman"/>
           <w:b/>
           <w:bCs/>
           <w:sz w:val="28"/>
@@ -220,6 +248,7 @@
       </w:r>
       <w:r>
         <w:rPr>
+          <w:rFonts w:ascii="Times New Roman" w:hAnsi="Times New Roman" w:cs="Times New Roman"/>
           <w:sz w:val="28"/>
           <w:szCs w:val="28"/>
         </w:rPr>
@@ -229,6 +258,7 @@
     <w:p>
       <w:pPr>
         <w:rPr>
+          <w:rFonts w:ascii="Times New Roman" w:hAnsi="Times New Roman" w:cs="Times New Roman"/>
           <w:b/>
           <w:bCs/>
           <w:sz w:val="28"/>
@@ -239,12 +269,14 @@
     <w:p>
       <w:pPr>
         <w:rPr>
+          <w:rFonts w:ascii="Times New Roman" w:hAnsi="Times New Roman" w:cs="Times New Roman"/>
           <w:sz w:val="28"/>
           <w:szCs w:val="28"/>
         </w:rPr>
       </w:pPr>
       <w:r>
         <w:rPr>
+          <w:rFonts w:ascii="Times New Roman" w:hAnsi="Times New Roman" w:cs="Times New Roman"/>
           <w:b/>
           <w:bCs/>
           <w:sz w:val="28"/>
@@ -254,6 +286,7 @@
       </w:r>
       <w:r>
         <w:rPr>
+          <w:rFonts w:ascii="Times New Roman" w:hAnsi="Times New Roman" w:cs="Times New Roman"/>
           <w:b/>
           <w:bCs/>
           <w:sz w:val="28"/>
@@ -263,22 +296,17 @@
       </w:r>
       <w:r>
         <w:rPr>
-          <w:sz w:val="28"/>
-          <w:szCs w:val="28"/>
-        </w:rPr>
-        <w:t>Journali</w:t>
-      </w:r>
-      <w:r>
-        <w:rPr>
-          <w:sz w:val="28"/>
-          <w:szCs w:val="28"/>
-        </w:rPr>
-        <w:t>stic awards from the ASA National Fastpitch Softball Media Association</w:t>
+          <w:rFonts w:ascii="Times New Roman" w:hAnsi="Times New Roman" w:cs="Times New Roman"/>
+          <w:sz w:val="28"/>
+          <w:szCs w:val="28"/>
+        </w:rPr>
+        <w:t>Journalistic awards from the ASA National Fastpitch Softball Media Association</w:t>
       </w:r>
     </w:p>
     <w:p>
       <w:pPr>
         <w:rPr>
+          <w:rFonts w:ascii="Times New Roman" w:hAnsi="Times New Roman" w:cs="Times New Roman"/>
           <w:b/>
           <w:bCs/>
           <w:sz w:val="28"/>
@@ -289,12 +317,14 @@
     <w:p>
       <w:pPr>
         <w:rPr>
+          <w:rFonts w:ascii="Times New Roman" w:hAnsi="Times New Roman" w:cs="Times New Roman"/>
           <w:sz w:val="28"/>
           <w:szCs w:val="28"/>
         </w:rPr>
       </w:pPr>
       <w:r>
         <w:rPr>
+          <w:rFonts w:ascii="Times New Roman" w:hAnsi="Times New Roman" w:cs="Times New Roman"/>
           <w:b/>
           <w:bCs/>
           <w:sz w:val="28"/>
@@ -304,6 +334,7 @@
       </w:r>
       <w:r>
         <w:rPr>
+          <w:rFonts w:ascii="Times New Roman" w:hAnsi="Times New Roman" w:cs="Times New Roman"/>
           <w:sz w:val="28"/>
           <w:szCs w:val="28"/>
         </w:rPr>
@@ -311,20 +342,15 @@
       </w:r>
       <w:r>
         <w:rPr>
-          <w:sz w:val="28"/>
-          <w:szCs w:val="28"/>
-        </w:rPr>
-        <w:t>Big fan of the fastpitch game starting with his early years</w:t>
-      </w:r>
-      <w:r>
-        <w:rPr>
-          <w:sz w:val="28"/>
-          <w:szCs w:val="28"/>
-        </w:rPr>
-        <w:t xml:space="preserve"> of going to Cedar Rapids Major Open games with his </w:t>
-      </w:r>
-      <w:r>
-        <w:rPr>
+          <w:rFonts w:ascii="Times New Roman" w:hAnsi="Times New Roman" w:cs="Times New Roman"/>
+          <w:sz w:val="28"/>
+          <w:szCs w:val="28"/>
+        </w:rPr>
+        <w:t xml:space="preserve">Big fan of the fastpitch game starting with his early years of going to Cedar Rapids Major Open games with his </w:t>
+      </w:r>
+      <w:r>
+        <w:rPr>
+          <w:rFonts w:ascii="Times New Roman" w:hAnsi="Times New Roman" w:cs="Times New Roman"/>
           <w:sz w:val="28"/>
           <w:szCs w:val="28"/>
         </w:rPr>
@@ -332,29 +358,15 @@
       </w:r>
       <w:r>
         <w:rPr>
-          <w:sz w:val="28"/>
-          <w:szCs w:val="28"/>
-        </w:rPr>
-        <w:t xml:space="preserve">Hall </w:t>
-      </w:r>
-      <w:proofErr w:type="gramStart"/>
-      <w:r>
-        <w:rPr>
-          <w:sz w:val="28"/>
-          <w:szCs w:val="28"/>
-        </w:rPr>
-        <w:t>Of</w:t>
-      </w:r>
-      <w:proofErr w:type="gramEnd"/>
-      <w:r>
-        <w:rPr>
-          <w:sz w:val="28"/>
-          <w:szCs w:val="28"/>
-        </w:rPr>
-        <w:t xml:space="preserve"> Fame Dad</w:t>
-      </w:r>
-      <w:r>
-        <w:rPr>
+          <w:rFonts w:ascii="Times New Roman" w:hAnsi="Times New Roman" w:cs="Times New Roman"/>
+          <w:sz w:val="28"/>
+          <w:szCs w:val="28"/>
+        </w:rPr>
+        <w:t>Hall Of Fame Dad</w:t>
+      </w:r>
+      <w:r>
+        <w:rPr>
+          <w:rFonts w:ascii="Times New Roman" w:hAnsi="Times New Roman" w:cs="Times New Roman"/>
           <w:sz w:val="28"/>
           <w:szCs w:val="28"/>
         </w:rPr>
@@ -362,6 +374,7 @@
       </w:r>
       <w:r>
         <w:rPr>
+          <w:rFonts w:ascii="Times New Roman" w:hAnsi="Times New Roman" w:cs="Times New Roman"/>
           <w:sz w:val="28"/>
           <w:szCs w:val="28"/>
         </w:rPr>
@@ -369,6 +382,7 @@
       </w:r>
       <w:r>
         <w:rPr>
+          <w:rFonts w:ascii="Times New Roman" w:hAnsi="Times New Roman" w:cs="Times New Roman"/>
           <w:sz w:val="28"/>
           <w:szCs w:val="28"/>
         </w:rPr>
@@ -376,6 +390,7 @@
       </w:r>
       <w:r>
         <w:rPr>
+          <w:rFonts w:ascii="Times New Roman" w:hAnsi="Times New Roman" w:cs="Times New Roman"/>
           <w:sz w:val="28"/>
           <w:szCs w:val="28"/>
         </w:rPr>
@@ -383,6 +398,7 @@
       </w:r>
       <w:r>
         <w:rPr>
+          <w:rFonts w:ascii="Times New Roman" w:hAnsi="Times New Roman" w:cs="Times New Roman"/>
           <w:sz w:val="28"/>
           <w:szCs w:val="28"/>
         </w:rPr>
@@ -390,6 +406,7 @@
       </w:r>
       <w:r>
         <w:rPr>
+          <w:rFonts w:ascii="Times New Roman" w:hAnsi="Times New Roman" w:cs="Times New Roman"/>
           <w:sz w:val="28"/>
           <w:szCs w:val="28"/>
         </w:rPr>
@@ -397,6 +414,7 @@
       </w:r>
       <w:r>
         <w:rPr>
+          <w:rFonts w:ascii="Times New Roman" w:hAnsi="Times New Roman" w:cs="Times New Roman"/>
           <w:sz w:val="28"/>
           <w:szCs w:val="28"/>
         </w:rPr>
@@ -414,7 +432,7 @@
 </file>
 
 <file path=word/styles.xml><?xml version="1.0" encoding="utf-8"?>
-<w:styles xmlns:mc="http://schemas.openxmlformats.org/markup-compatibility/2006" xmlns:r="http://schemas.openxmlformats.org/officeDocument/2006/relationships" xmlns:w="http://schemas.openxmlformats.org/wordprocessingml/2006/main" xmlns:w14="http://schemas.microsoft.com/office/word/2010/wordml" xmlns:w15="http://schemas.microsoft.com/office/word/2012/wordml" xmlns:w16cex="http://schemas.microsoft.com/office/word/2018/wordml/cex" xmlns:w16cid="http://schemas.microsoft.com/office/word/2016/wordml/cid" xmlns:w16="http://schemas.microsoft.com/office/word/2018/wordml" xmlns:w16du="http://schemas.microsoft.com/office/word/2023/wordml/word16du" xmlns:w16sdtdh="http://schemas.microsoft.com/office/word/2020/wordml/sdtdatahash" xmlns:w16sdtfl="http://schemas.microsoft.com/office/word/2024/wordml/sdtformatlock" xmlns:w16se="http://schemas.microsoft.com/office/word/2015/wordml/symex" mc:Ignorable="w14 w15 w16se w16cid w16 w16cex w16sdtdh w16sdtfl w16du">
+<w:styles xmlns:mc="http://schemas.openxmlformats.org/markup-compatibility/2006" xmlns:r="http://schemas.openxmlformats.org/officeDocument/2006/relationships" xmlns:w="http://schemas.openxmlformats.org/wordprocessingml/2006/main" xmlns:w14="http://schemas.microsoft.com/office/word/2010/wordml" xmlns:w15="http://schemas.microsoft.com/office/word/2012/wordml" mc:Ignorable="w14 w15">
   <w:docDefaults>
     <w:rPrDefault>
       <w:rPr>
@@ -432,7 +450,7 @@
       </w:pPr>
     </w:pPrDefault>
   </w:docDefaults>
-  <w:latentStyles w:defLockedState="0" w:defUIPriority="99" w:defSemiHidden="0" w:defUnhideWhenUsed="0" w:defQFormat="0" w:count="376">
+  <w:latentStyles w:defLockedState="0" w:defUIPriority="99" w:defSemiHidden="0" w:defUnhideWhenUsed="0" w:defQFormat="0" w:count="371">
     <w:lsdException w:name="Normal" w:uiPriority="0" w:qFormat="1"/>
     <w:lsdException w:name="heading 1" w:uiPriority="9" w:qFormat="1"/>
     <w:lsdException w:name="heading 2" w:semiHidden="1" w:uiPriority="9" w:unhideWhenUsed="1" w:qFormat="1"/>
@@ -804,11 +822,6 @@
     <w:lsdException w:name="List Table 5 Dark Accent 6" w:uiPriority="50"/>
     <w:lsdException w:name="List Table 6 Colorful Accent 6" w:uiPriority="51"/>
     <w:lsdException w:name="List Table 7 Colorful Accent 6" w:uiPriority="52"/>
-    <w:lsdException w:name="Mention" w:semiHidden="1" w:unhideWhenUsed="1"/>
-    <w:lsdException w:name="Smart Hyperlink" w:semiHidden="1" w:unhideWhenUsed="1"/>
-    <w:lsdException w:name="Hashtag" w:semiHidden="1" w:unhideWhenUsed="1"/>
-    <w:lsdException w:name="Unresolved Mention" w:semiHidden="1" w:unhideWhenUsed="1"/>
-    <w:lsdException w:name="Smart Link" w:semiHidden="1" w:unhideWhenUsed="1"/>
   </w:latentStyles>
   <w:style w:type="paragraph" w:default="1" w:styleId="Normal">
     <w:name w:val="Normal"/>
